--- a/template/模板.docx
+++ b/template/模板.docx
@@ -1,6 +1,6 @@
 
 <file path=word/document.xml><?xml version="1.0" encoding="utf-8"?>
-<w:document xmlns:wpc="http://schemas.microsoft.com/office/word/2010/wordprocessingCanvas" xmlns:mc="http://schemas.openxmlformats.org/markup-compatibility/2006" xmlns:o="urn:schemas-microsoft-com:office:office" xmlns:r="http://schemas.openxmlformats.org/officeDocument/2006/relationships" xmlns:m="http://schemas.openxmlformats.org/officeDocument/2006/math" xmlns:v="urn:schemas-microsoft-com:vml" xmlns:wp14="http://schemas.microsoft.com/office/word/2010/wordprocessingDrawing" xmlns:wp="http://schemas.openxmlformats.org/drawingml/2006/wordprocessingDrawing" xmlns:w="http://schemas.openxmlformats.org/wordprocessingml/2006/main" xmlns:w14="http://schemas.microsoft.com/office/word/2010/wordml" xmlns:w10="urn:schemas-microsoft-com:office:word" xmlns:w15="http://schemas.microsoft.com/office/word/2012/wordml" xmlns:wpg="http://schemas.microsoft.com/office/word/2010/wordprocessingGroup" xmlns:wpi="http://schemas.microsoft.com/office/word/2010/wordprocessingInk" xmlns:wne="http://schemas.microsoft.com/office/word/2006/wordml" xmlns:wps="http://schemas.microsoft.com/office/word/2010/wordprocessingShape" xmlns:wpsCustomData="http://www.wps.cn/officeDocument/2013/wpsCustomData" mc:Ignorable="w14 w15 wp14">
+<w:document xmlns:wpc="http://schemas.microsoft.com/office/word/2010/wordprocessingCanvas" xmlns:cx="http://schemas.microsoft.com/office/drawing/2014/chartex" xmlns:cx1="http://schemas.microsoft.com/office/drawing/2015/9/8/chartex" xmlns:cx2="http://schemas.microsoft.com/office/drawing/2015/10/21/chartex" xmlns:cx3="http://schemas.microsoft.com/office/drawing/2016/5/9/chartex" xmlns:cx4="http://schemas.microsoft.com/office/drawing/2016/5/10/chartex" xmlns:cx5="http://schemas.microsoft.com/office/drawing/2016/5/11/chartex" xmlns:cx6="http://schemas.microsoft.com/office/drawing/2016/5/12/chartex" xmlns:cx7="http://schemas.microsoft.com/office/drawing/2016/5/13/chartex" xmlns:cx8="http://schemas.microsoft.com/office/drawing/2016/5/14/chartex" xmlns:mc="http://schemas.openxmlformats.org/markup-compatibility/2006" xmlns:o="urn:schemas-microsoft-com:office:office" xmlns:r="http://schemas.openxmlformats.org/officeDocument/2006/relationships" xmlns:m="http://schemas.openxmlformats.org/officeDocument/2006/math" xmlns:v="urn:schemas-microsoft-com:vml" xmlns:wp14="http://schemas.microsoft.com/office/word/2010/wordprocessingDrawing" xmlns:wp="http://schemas.openxmlformats.org/drawingml/2006/wordprocessingDrawing" xmlns:w="http://schemas.openxmlformats.org/wordprocessingml/2006/main" xmlns:w14="http://schemas.microsoft.com/office/word/2010/wordml" xmlns:w10="urn:schemas-microsoft-com:office:word" xmlns:w15="http://schemas.microsoft.com/office/word/2012/wordml" xmlns:wpg="http://schemas.microsoft.com/office/word/2010/wordprocessingGroup" xmlns:wpi="http://schemas.microsoft.com/office/word/2010/wordprocessingInk" xmlns:wne="http://schemas.microsoft.com/office/word/2006/wordml" xmlns:wps="http://schemas.microsoft.com/office/word/2010/wordprocessingShape" xmlns:wpsCustomData="http://www.wps.cn/officeDocument/2013/wpsCustomData" mc:Ignorable="w14 w15 wp14">
   <w:body>
     <w:p>
       <w:pPr>
@@ -188,19 +188,7 @@
                       <w:vertAlign w:val="baseline"/>
                       <w:lang w:val="en-US" w:eastAsia="zh-CN"/>
                     </w:rPr>
-                    <w:t>2</w:t>
-                  </w:r>
-                  <w:bookmarkStart w:id="0" w:name="_GoBack"/>
-                  <w:bookmarkEnd w:id="0"/>
-                  <w:r>
-                    <w:rPr>
-                      <w:rFonts w:hint="eastAsia"/>
-                      <w:sz w:val="28"/>
-                      <w:szCs w:val="28"/>
-                      <w:vertAlign w:val="baseline"/>
-                      <w:lang w:val="en-US" w:eastAsia="zh-CN"/>
-                    </w:rPr>
-                    <w:t>026</w:t>
+                    <w:t>2026</w:t>
                   </w:r>
                 </w:p>
               </w:tc>
@@ -2189,22 +2177,23 @@
                 <w:sz w:val="28"/>
                 <w:szCs w:val="28"/>
               </w:rPr>
-              <w:t xml:space="preserve">         </w:t>
+              <w:t xml:space="preserve">  </w:t>
             </w:r>
             <w:r>
               <w:rPr>
                 <w:rFonts w:hint="eastAsia"/>
                 <w:sz w:val="28"/>
                 <w:szCs w:val="28"/>
-              </w:rPr>
-              <w:t xml:space="preserve">验收：    </w:t>
+                <w:lang w:val="en-US" w:eastAsia="zh-CN"/>
+              </w:rPr>
+              <w:t xml:space="preserve">  </w:t>
             </w:r>
             <w:r>
               <w:rPr>
                 <w:sz w:val="28"/>
                 <w:szCs w:val="28"/>
               </w:rPr>
-              <w:t xml:space="preserve">      </w:t>
+              <w:t xml:space="preserve">       </w:t>
             </w:r>
             <w:r>
               <w:rPr>
@@ -2212,22 +2201,61 @@
                 <w:sz w:val="28"/>
                 <w:szCs w:val="28"/>
               </w:rPr>
-              <w:t xml:space="preserve">保管：    </w:t>
+              <w:t xml:space="preserve">验收：    </w:t>
             </w:r>
             <w:r>
               <w:rPr>
                 <w:sz w:val="28"/>
                 <w:szCs w:val="28"/>
               </w:rPr>
-              <w:t xml:space="preserve">       </w:t>
+              <w:t xml:space="preserve"> </w:t>
             </w:r>
             <w:r>
               <w:rPr>
                 <w:rFonts w:hint="eastAsia"/>
                 <w:sz w:val="28"/>
                 <w:szCs w:val="28"/>
-              </w:rPr>
-              <w:t>审核：</w:t>
+                <w:lang w:val="en-US" w:eastAsia="zh-CN"/>
+              </w:rPr>
+              <w:t xml:space="preserve"> </w:t>
+            </w:r>
+            <w:r>
+              <w:rPr>
+                <w:sz w:val="28"/>
+                <w:szCs w:val="28"/>
+              </w:rPr>
+              <w:t xml:space="preserve">    </w:t>
+            </w:r>
+            <w:r>
+              <w:rPr>
+                <w:rFonts w:hint="eastAsia"/>
+                <w:sz w:val="28"/>
+                <w:szCs w:val="28"/>
+                <w:lang w:val="en-US" w:eastAsia="zh-CN"/>
+              </w:rPr>
+              <w:t xml:space="preserve">  </w:t>
+            </w:r>
+            <w:r>
+              <w:rPr>
+                <w:sz w:val="28"/>
+                <w:szCs w:val="28"/>
+              </w:rPr>
+              <w:t xml:space="preserve"> </w:t>
+            </w:r>
+            <w:r>
+              <w:rPr>
+                <w:rFonts w:hint="eastAsia"/>
+                <w:sz w:val="28"/>
+                <w:szCs w:val="28"/>
+              </w:rPr>
+              <w:t xml:space="preserve">保管：    </w:t>
+            </w:r>
+            <w:r>
+              <w:rPr>
+                <w:sz w:val="28"/>
+                <w:szCs w:val="28"/>
+              </w:rPr>
+              <w:t xml:space="preserve">       </w:t>
             </w:r>
           </w:p>
         </w:tc>
@@ -2300,6 +2328,8 @@
           <w:szCs w:val="36"/>
         </w:rPr>
       </w:pPr>
+      <w:bookmarkStart w:id="0" w:name="_GoBack"/>
+      <w:bookmarkEnd w:id="0"/>
     </w:p>
     <w:p>
       <w:pPr>

--- a/template/模板.docx
+++ b/template/模板.docx
@@ -2159,6 +2159,11 @@
           </w:tcPr>
           <w:p>
             <w:pPr>
+              <w:tabs>
+                <w:tab w:val="left" w:pos="2160"/>
+                <w:tab w:val="left" w:pos="4320"/>
+                <w:tab w:val="left" w:pos="6480"/>
+              </w:tabs>
               <w:rPr>
                 <w:sz w:val="28"/>
                 <w:szCs w:val="28"/>
@@ -2170,92 +2175,13 @@
                 <w:sz w:val="28"/>
                 <w:szCs w:val="28"/>
               </w:rPr>
-              <w:t xml:space="preserve">采购：    </w:t>
-            </w:r>
-            <w:r>
-              <w:rPr>
-                <w:sz w:val="28"/>
-                <w:szCs w:val="28"/>
-              </w:rPr>
-              <w:t xml:space="preserve">  </w:t>
-            </w:r>
-            <w:r>
-              <w:rPr>
-                <w:rFonts w:hint="eastAsia"/>
-                <w:sz w:val="28"/>
-                <w:szCs w:val="28"/>
-                <w:lang w:val="en-US" w:eastAsia="zh-CN"/>
-              </w:rPr>
-              <w:t xml:space="preserve">  </w:t>
-            </w:r>
-            <w:r>
-              <w:rPr>
-                <w:sz w:val="28"/>
-                <w:szCs w:val="28"/>
-              </w:rPr>
-              <w:t xml:space="preserve">       </w:t>
-            </w:r>
-            <w:r>
-              <w:rPr>
-                <w:rFonts w:hint="eastAsia"/>
-                <w:sz w:val="28"/>
-                <w:szCs w:val="28"/>
-              </w:rPr>
-              <w:t xml:space="preserve">验收：    </w:t>
-            </w:r>
-            <w:r>
-              <w:rPr>
-                <w:sz w:val="28"/>
-                <w:szCs w:val="28"/>
-              </w:rPr>
-              <w:t xml:space="preserve"> </w:t>
-            </w:r>
-            <w:r>
-              <w:rPr>
-                <w:rFonts w:hint="eastAsia"/>
-                <w:sz w:val="28"/>
-                <w:szCs w:val="28"/>
-                <w:lang w:val="en-US" w:eastAsia="zh-CN"/>
-              </w:rPr>
-              <w:t xml:space="preserve"> </w:t>
-            </w:r>
-            <w:r>
-              <w:rPr>
-                <w:sz w:val="28"/>
-                <w:szCs w:val="28"/>
-              </w:rPr>
-              <w:t xml:space="preserve">    </w:t>
-            </w:r>
-            <w:r>
-              <w:rPr>
-                <w:rFonts w:hint="eastAsia"/>
-                <w:sz w:val="28"/>
-                <w:szCs w:val="28"/>
-                <w:lang w:val="en-US" w:eastAsia="zh-CN"/>
-              </w:rPr>
-              <w:t xml:space="preserve">  </w:t>
-            </w:r>
-            <w:r>
-              <w:rPr>
-                <w:sz w:val="28"/>
-                <w:szCs w:val="28"/>
-              </w:rPr>
-              <w:t xml:space="preserve"> </w:t>
-            </w:r>
-            <w:r>
-              <w:rPr>
-                <w:rFonts w:hint="eastAsia"/>
-                <w:sz w:val="28"/>
-                <w:szCs w:val="28"/>
-              </w:rPr>
-              <w:t xml:space="preserve">保管：    </w:t>
-            </w:r>
-            <w:r>
-              <w:rPr>
-                <w:sz w:val="28"/>
-                <w:szCs w:val="28"/>
-              </w:rPr>
-              <w:t xml:space="preserve">       </w:t>
+              <w:t>采购：</w:t>
+              <w:tab/>
+              <w:t>验收：</w:t>
+              <w:tab/>
+              <w:t>保管：</w:t>
+              <w:tab/>
+              <w:t>审核：</w:t>
             </w:r>
           </w:p>
         </w:tc>
